--- a/output/docx/NAN2026_ARTEMIS2026_게임소개및설명_초안.docx
+++ b/output/docx/NAN2026_ARTEMIS2026_게임소개및설명_초안.docx
@@ -1740,137 +1740,7 @@
           <w:rFonts w:eastAsia="맑은 고딕" w:cs="맑은 고딕"/>
           <w:lang w:eastAsia="ko-KR"/>
         </w:rPr>
-        <w:t xml:space="preserve">• </w:t>
-      </w:r>
-      <w:r>
-        <w:rPr>
-          <w:rFonts w:eastAsia="맑은 고딕" w:cs="맑은 고딕"/>
-          <w:lang w:eastAsia="ko-KR"/>
-        </w:rPr>
-        <w:t>연구비를</w:t>
-      </w:r>
-      <w:r>
-        <w:rPr>
-          <w:rFonts w:eastAsia="맑은 고딕" w:cs="맑은 고딕"/>
-          <w:lang w:eastAsia="ko-KR"/>
-        </w:rPr>
-        <w:t xml:space="preserve"> </w:t>
-      </w:r>
-      <w:r>
-        <w:rPr>
-          <w:rFonts w:eastAsia="맑은 고딕" w:cs="맑은 고딕"/>
-          <w:lang w:eastAsia="ko-KR"/>
-        </w:rPr>
-        <w:t>사용해</w:t>
-      </w:r>
-      <w:r>
-        <w:rPr>
-          <w:rFonts w:eastAsia="맑은 고딕" w:cs="맑은 고딕"/>
-          <w:lang w:eastAsia="ko-KR"/>
-        </w:rPr>
-        <w:t xml:space="preserve"> </w:t>
-      </w:r>
-      <w:r>
-        <w:rPr>
-          <w:rFonts w:eastAsia="맑은 고딕" w:cs="맑은 고딕"/>
-          <w:lang w:eastAsia="ko-KR"/>
-        </w:rPr>
-        <w:t>엔진</w:t>
-      </w:r>
-      <w:r>
-        <w:rPr>
-          <w:rFonts w:eastAsia="맑은 고딕" w:cs="맑은 고딕"/>
-          <w:lang w:eastAsia="ko-KR"/>
-        </w:rPr>
-        <w:t xml:space="preserve"> </w:t>
-      </w:r>
-      <w:proofErr w:type="spellStart"/>
-      <w:r>
-        <w:rPr>
-          <w:rFonts w:eastAsia="맑은 고딕" w:cs="맑은 고딕"/>
-          <w:lang w:eastAsia="ko-KR"/>
-        </w:rPr>
-        <w:t>프리셋의</w:t>
-      </w:r>
-      <w:proofErr w:type="spellEnd"/>
-      <w:r>
-        <w:rPr>
-          <w:rFonts w:eastAsia="맑은 고딕" w:cs="맑은 고딕"/>
-          <w:lang w:eastAsia="ko-KR"/>
-        </w:rPr>
-        <w:t xml:space="preserve"> </w:t>
-      </w:r>
-      <w:r>
-        <w:rPr>
-          <w:rFonts w:eastAsia="맑은 고딕" w:cs="맑은 고딕"/>
-          <w:lang w:eastAsia="ko-KR"/>
-        </w:rPr>
-        <w:t>완성도와</w:t>
-      </w:r>
-      <w:r>
-        <w:rPr>
-          <w:rFonts w:eastAsia="맑은 고딕" w:cs="맑은 고딕"/>
-          <w:lang w:eastAsia="ko-KR"/>
-        </w:rPr>
-        <w:t xml:space="preserve"> </w:t>
-      </w:r>
-      <w:r>
-        <w:rPr>
-          <w:rFonts w:eastAsia="맑은 고딕" w:cs="맑은 고딕"/>
-          <w:lang w:eastAsia="ko-KR"/>
-        </w:rPr>
-        <w:t>네</w:t>
-      </w:r>
-      <w:r>
-        <w:rPr>
-          <w:rFonts w:eastAsia="맑은 고딕" w:cs="맑은 고딕"/>
-          <w:lang w:eastAsia="ko-KR"/>
-        </w:rPr>
-        <w:t xml:space="preserve"> </w:t>
-      </w:r>
-      <w:r>
-        <w:rPr>
-          <w:rFonts w:eastAsia="맑은 고딕" w:cs="맑은 고딕"/>
-          <w:lang w:eastAsia="ko-KR"/>
-        </w:rPr>
-        <w:t>가지</w:t>
-      </w:r>
-      <w:r>
-        <w:rPr>
-          <w:rFonts w:eastAsia="맑은 고딕" w:cs="맑은 고딕"/>
-          <w:lang w:eastAsia="ko-KR"/>
-        </w:rPr>
-        <w:t xml:space="preserve"> </w:t>
-      </w:r>
-      <w:proofErr w:type="spellStart"/>
-      <w:r>
-        <w:rPr>
-          <w:rFonts w:eastAsia="맑은 고딕" w:cs="맑은 고딕"/>
-          <w:lang w:eastAsia="ko-KR"/>
-        </w:rPr>
-        <w:t>스탯을</w:t>
-      </w:r>
-      <w:proofErr w:type="spellEnd"/>
-      <w:r>
-        <w:rPr>
-          <w:rFonts w:eastAsia="맑은 고딕" w:cs="맑은 고딕"/>
-          <w:lang w:eastAsia="ko-KR"/>
-        </w:rPr>
-        <w:t xml:space="preserve"> </w:t>
-      </w:r>
-      <w:r>
-        <w:rPr>
-          <w:rFonts w:eastAsia="맑은 고딕" w:cs="맑은 고딕"/>
-          <w:lang w:eastAsia="ko-KR"/>
-        </w:rPr>
-        <w:t>올린다</w:t>
-      </w:r>
-      <w:r>
-        <w:rPr>
-          <w:rFonts w:eastAsia="맑은 고딕" w:cs="맑은 고딕"/>
-          <w:lang w:eastAsia="ko-KR"/>
-        </w:rPr>
-        <w:t>.</w:t>
+        <w:t>• 엔진과 성능 항목을 선택해 연구 미니게임을 진행하고, 점수에 따라 스탯 보상을 받는다.</w:t>
       </w:r>
     </w:p>
     <w:p>
@@ -1886,203 +1756,7 @@
           <w:rFonts w:eastAsia="맑은 고딕" w:cs="맑은 고딕"/>
           <w:lang w:eastAsia="ko-KR"/>
         </w:rPr>
-        <w:t xml:space="preserve">• </w:t>
-      </w:r>
-      <w:r>
-        <w:rPr>
-          <w:rFonts w:eastAsia="맑은 고딕" w:cs="맑은 고딕"/>
-          <w:lang w:eastAsia="ko-KR"/>
-        </w:rPr>
-        <w:t>발사</w:t>
-      </w:r>
-      <w:r>
-        <w:rPr>
-          <w:rFonts w:eastAsia="맑은 고딕" w:cs="맑은 고딕"/>
-          <w:lang w:eastAsia="ko-KR"/>
-        </w:rPr>
-        <w:t xml:space="preserve"> </w:t>
-      </w:r>
-      <w:r>
-        <w:rPr>
-          <w:rFonts w:eastAsia="맑은 고딕" w:cs="맑은 고딕"/>
-          <w:lang w:eastAsia="ko-KR"/>
-        </w:rPr>
-        <w:t>미션을</w:t>
-      </w:r>
-      <w:r>
-        <w:rPr>
-          <w:rFonts w:eastAsia="맑은 고딕" w:cs="맑은 고딕"/>
-          <w:lang w:eastAsia="ko-KR"/>
-        </w:rPr>
-        <w:t xml:space="preserve"> </w:t>
-      </w:r>
-      <w:r>
-        <w:rPr>
-          <w:rFonts w:eastAsia="맑은 고딕" w:cs="맑은 고딕"/>
-          <w:lang w:eastAsia="ko-KR"/>
-        </w:rPr>
-        <w:t>순서대로</w:t>
-      </w:r>
-      <w:r>
-        <w:rPr>
-          <w:rFonts w:eastAsia="맑은 고딕" w:cs="맑은 고딕"/>
-          <w:lang w:eastAsia="ko-KR"/>
-        </w:rPr>
-        <w:t xml:space="preserve"> </w:t>
-      </w:r>
-      <w:r>
-        <w:rPr>
-          <w:rFonts w:eastAsia="맑은 고딕" w:cs="맑은 고딕"/>
-          <w:lang w:eastAsia="ko-KR"/>
-        </w:rPr>
-        <w:t>통과해</w:t>
-      </w:r>
-      <w:r>
-        <w:rPr>
-          <w:rFonts w:eastAsia="맑은 고딕" w:cs="맑은 고딕"/>
-          <w:lang w:eastAsia="ko-KR"/>
-        </w:rPr>
-        <w:t xml:space="preserve"> </w:t>
-      </w:r>
-      <w:r>
-        <w:rPr>
-          <w:rFonts w:eastAsia="맑은 고딕" w:cs="맑은 고딕"/>
-          <w:lang w:eastAsia="ko-KR"/>
-        </w:rPr>
-        <w:t>낮은</w:t>
-      </w:r>
-      <w:r>
-        <w:rPr>
-          <w:rFonts w:eastAsia="맑은 고딕" w:cs="맑은 고딕"/>
-          <w:lang w:eastAsia="ko-KR"/>
-        </w:rPr>
-        <w:t xml:space="preserve"> </w:t>
-      </w:r>
-      <w:r>
-        <w:rPr>
-          <w:rFonts w:eastAsia="맑은 고딕" w:cs="맑은 고딕"/>
-          <w:lang w:eastAsia="ko-KR"/>
-        </w:rPr>
-        <w:t>고도</w:t>
-      </w:r>
-      <w:r>
-        <w:rPr>
-          <w:rFonts w:eastAsia="맑은 고딕" w:cs="맑은 고딕"/>
-          <w:lang w:eastAsia="ko-KR"/>
-        </w:rPr>
-        <w:t xml:space="preserve">, </w:t>
-      </w:r>
-      <w:r>
-        <w:rPr>
-          <w:rFonts w:eastAsia="맑은 고딕" w:cs="맑은 고딕"/>
-          <w:lang w:eastAsia="ko-KR"/>
-        </w:rPr>
-        <w:t>높은</w:t>
-      </w:r>
-      <w:r>
-        <w:rPr>
-          <w:rFonts w:eastAsia="맑은 고딕" w:cs="맑은 고딕"/>
-          <w:lang w:eastAsia="ko-KR"/>
-        </w:rPr>
-        <w:t xml:space="preserve"> </w:t>
-      </w:r>
-      <w:r>
-        <w:rPr>
-          <w:rFonts w:eastAsia="맑은 고딕" w:cs="맑은 고딕"/>
-          <w:lang w:eastAsia="ko-KR"/>
-        </w:rPr>
-        <w:t>고도</w:t>
-      </w:r>
-      <w:r>
-        <w:rPr>
-          <w:rFonts w:eastAsia="맑은 고딕" w:cs="맑은 고딕"/>
-          <w:lang w:eastAsia="ko-KR"/>
-        </w:rPr>
-        <w:t xml:space="preserve">, </w:t>
-      </w:r>
-      <w:r>
-        <w:rPr>
-          <w:rFonts w:eastAsia="맑은 고딕" w:cs="맑은 고딕"/>
-          <w:lang w:eastAsia="ko-KR"/>
-        </w:rPr>
-        <w:t>목표</w:t>
-      </w:r>
-      <w:r>
-        <w:rPr>
-          <w:rFonts w:eastAsia="맑은 고딕" w:cs="맑은 고딕"/>
-          <w:lang w:eastAsia="ko-KR"/>
-        </w:rPr>
-        <w:t xml:space="preserve"> </w:t>
-      </w:r>
-      <w:r>
-        <w:rPr>
-          <w:rFonts w:eastAsia="맑은 고딕" w:cs="맑은 고딕"/>
-          <w:lang w:eastAsia="ko-KR"/>
-        </w:rPr>
-        <w:t>구역</w:t>
-      </w:r>
-      <w:r>
-        <w:rPr>
-          <w:rFonts w:eastAsia="맑은 고딕" w:cs="맑은 고딕"/>
-          <w:lang w:eastAsia="ko-KR"/>
-        </w:rPr>
-        <w:t xml:space="preserve">, </w:t>
-      </w:r>
-      <w:r>
-        <w:rPr>
-          <w:rFonts w:eastAsia="맑은 고딕" w:cs="맑은 고딕"/>
-          <w:lang w:eastAsia="ko-KR"/>
-        </w:rPr>
-        <w:t>체류</w:t>
-      </w:r>
-      <w:r>
-        <w:rPr>
-          <w:rFonts w:eastAsia="맑은 고딕" w:cs="맑은 고딕"/>
-          <w:lang w:eastAsia="ko-KR"/>
-        </w:rPr>
-        <w:t xml:space="preserve">, </w:t>
-      </w:r>
-      <w:r>
-        <w:rPr>
-          <w:rFonts w:eastAsia="맑은 고딕" w:cs="맑은 고딕"/>
-          <w:lang w:eastAsia="ko-KR"/>
-        </w:rPr>
-        <w:t>최종</w:t>
-      </w:r>
-      <w:r>
-        <w:rPr>
-          <w:rFonts w:eastAsia="맑은 고딕" w:cs="맑은 고딕"/>
-          <w:lang w:eastAsia="ko-KR"/>
-        </w:rPr>
-        <w:t xml:space="preserve"> </w:t>
-      </w:r>
-      <w:r>
-        <w:rPr>
-          <w:rFonts w:eastAsia="맑은 고딕" w:cs="맑은 고딕"/>
-          <w:lang w:eastAsia="ko-KR"/>
-        </w:rPr>
-        <w:t>검증으로</w:t>
-      </w:r>
-      <w:r>
-        <w:rPr>
-          <w:rFonts w:eastAsia="맑은 고딕" w:cs="맑은 고딕"/>
-          <w:lang w:eastAsia="ko-KR"/>
-        </w:rPr>
-        <w:t xml:space="preserve"> </w:t>
-      </w:r>
-      <w:r>
-        <w:rPr>
-          <w:rFonts w:eastAsia="맑은 고딕" w:cs="맑은 고딕"/>
-          <w:lang w:eastAsia="ko-KR"/>
-        </w:rPr>
-        <w:t>진행한다</w:t>
-      </w:r>
-      <w:r>
-        <w:rPr>
-          <w:rFonts w:eastAsia="맑은 고딕" w:cs="맑은 고딕"/>
-          <w:lang w:eastAsia="ko-KR"/>
-        </w:rPr>
-        <w:t>.</w:t>
+        <w:t>• 연구 항목은 연료 탱크 용량, 냉각 능력, 최대 출력, 점화 신뢰도 네 가지다.</w:t>
       </w:r>
     </w:p>
     <w:p>
@@ -2105,6 +1779,160 @@
           <w:rFonts w:eastAsia="맑은 고딕" w:cs="맑은 고딕"/>
           <w:lang w:eastAsia="ko-KR"/>
         </w:rPr>
+        <w:t>발사</w:t>
+      </w:r>
+      <w:r>
+        <w:rPr>
+          <w:rFonts w:eastAsia="맑은 고딕" w:cs="맑은 고딕"/>
+          <w:lang w:eastAsia="ko-KR"/>
+        </w:rPr>
+        <w:t xml:space="preserve"> </w:t>
+      </w:r>
+      <w:r>
+        <w:rPr>
+          <w:rFonts w:eastAsia="맑은 고딕" w:cs="맑은 고딕"/>
+          <w:lang w:eastAsia="ko-KR"/>
+        </w:rPr>
+        <w:t>미션을</w:t>
+      </w:r>
+      <w:r>
+        <w:rPr>
+          <w:rFonts w:eastAsia="맑은 고딕" w:cs="맑은 고딕"/>
+          <w:lang w:eastAsia="ko-KR"/>
+        </w:rPr>
+        <w:t xml:space="preserve"> </w:t>
+      </w:r>
+      <w:r>
+        <w:rPr>
+          <w:rFonts w:eastAsia="맑은 고딕" w:cs="맑은 고딕"/>
+          <w:lang w:eastAsia="ko-KR"/>
+        </w:rPr>
+        <w:t>순서대로</w:t>
+      </w:r>
+      <w:r>
+        <w:rPr>
+          <w:rFonts w:eastAsia="맑은 고딕" w:cs="맑은 고딕"/>
+          <w:lang w:eastAsia="ko-KR"/>
+        </w:rPr>
+        <w:t xml:space="preserve"> </w:t>
+      </w:r>
+      <w:r>
+        <w:rPr>
+          <w:rFonts w:eastAsia="맑은 고딕" w:cs="맑은 고딕"/>
+          <w:lang w:eastAsia="ko-KR"/>
+        </w:rPr>
+        <w:t>통과해</w:t>
+      </w:r>
+      <w:r>
+        <w:rPr>
+          <w:rFonts w:eastAsia="맑은 고딕" w:cs="맑은 고딕"/>
+          <w:lang w:eastAsia="ko-KR"/>
+        </w:rPr>
+        <w:t xml:space="preserve"> </w:t>
+      </w:r>
+      <w:r>
+        <w:rPr>
+          <w:rFonts w:eastAsia="맑은 고딕" w:cs="맑은 고딕"/>
+          <w:lang w:eastAsia="ko-KR"/>
+        </w:rPr>
+        <w:t>낮은</w:t>
+      </w:r>
+      <w:r>
+        <w:rPr>
+          <w:rFonts w:eastAsia="맑은 고딕" w:cs="맑은 고딕"/>
+          <w:lang w:eastAsia="ko-KR"/>
+        </w:rPr>
+        <w:t xml:space="preserve"> </w:t>
+      </w:r>
+      <w:r>
+        <w:rPr>
+          <w:rFonts w:eastAsia="맑은 고딕" w:cs="맑은 고딕"/>
+          <w:lang w:eastAsia="ko-KR"/>
+        </w:rPr>
+        <w:t>고도</w:t>
+      </w:r>
+      <w:r>
+        <w:rPr>
+          <w:rFonts w:eastAsia="맑은 고딕" w:cs="맑은 고딕"/>
+          <w:lang w:eastAsia="ko-KR"/>
+        </w:rPr>
+        <w:t xml:space="preserve">, </w:t>
+      </w:r>
+      <w:r>
+        <w:rPr>
+          <w:rFonts w:eastAsia="맑은 고딕" w:cs="맑은 고딕"/>
+          <w:lang w:eastAsia="ko-KR"/>
+        </w:rPr>
+        <w:t>높은</w:t>
+      </w:r>
+      <w:r>
+        <w:rPr>
+          <w:rFonts w:eastAsia="맑은 고딕" w:cs="맑은 고딕"/>
+          <w:lang w:eastAsia="ko-KR"/>
+        </w:rPr>
+        <w:t xml:space="preserve"> </w:t>
+      </w:r>
+      <w:r>
+        <w:rPr>
+          <w:rFonts w:eastAsia="맑은 고딕" w:cs="맑은 고딕"/>
+          <w:lang w:eastAsia="ko-KR"/>
+        </w:rPr>
+        <w:t>고도</w:t>
+      </w:r>
+      <w:r>
+        <w:rPr>
+          <w:rFonts w:eastAsia="맑은 고딕" w:cs="맑은 고딕"/>
+          <w:lang w:eastAsia="ko-KR"/>
+        </w:rPr>
+        <w:t xml:space="preserve">, </w:t>
+      </w:r>
+      <w:r>
+        <w:rPr>
+          <w:rFonts w:eastAsia="맑은 고딕" w:cs="맑은 고딕"/>
+          <w:lang w:eastAsia="ko-KR"/>
+        </w:rPr>
+        <w:t>목표</w:t>
+      </w:r>
+      <w:r>
+        <w:rPr>
+          <w:rFonts w:eastAsia="맑은 고딕" w:cs="맑은 고딕"/>
+          <w:lang w:eastAsia="ko-KR"/>
+        </w:rPr>
+        <w:t xml:space="preserve"> </w:t>
+      </w:r>
+      <w:r>
+        <w:rPr>
+          <w:rFonts w:eastAsia="맑은 고딕" w:cs="맑은 고딕"/>
+          <w:lang w:eastAsia="ko-KR"/>
+        </w:rPr>
+        <w:t>구역</w:t>
+      </w:r>
+      <w:r>
+        <w:rPr>
+          <w:rFonts w:eastAsia="맑은 고딕" w:cs="맑은 고딕"/>
+          <w:lang w:eastAsia="ko-KR"/>
+        </w:rPr>
+        <w:t xml:space="preserve">, </w:t>
+      </w:r>
+      <w:r>
+        <w:rPr>
+          <w:rFonts w:eastAsia="맑은 고딕" w:cs="맑은 고딕"/>
+          <w:lang w:eastAsia="ko-KR"/>
+        </w:rPr>
+        <w:t>체류</w:t>
+      </w:r>
+      <w:r>
+        <w:rPr>
+          <w:rFonts w:eastAsia="맑은 고딕" w:cs="맑은 고딕"/>
+          <w:lang w:eastAsia="ko-KR"/>
+        </w:rPr>
+        <w:t xml:space="preserve">, </w:t>
+      </w:r>
+      <w:r>
+        <w:rPr>
+          <w:rFonts w:eastAsia="맑은 고딕" w:cs="맑은 고딕"/>
+          <w:lang w:eastAsia="ko-KR"/>
+        </w:rPr>
         <w:t>최종</w:t>
       </w:r>
       <w:r>
@@ -2119,21 +1947,7 @@
           <w:rFonts w:eastAsia="맑은 고딕" w:cs="맑은 고딕"/>
           <w:lang w:eastAsia="ko-KR"/>
         </w:rPr>
-        <w:t>미션에서</w:t>
-      </w:r>
-      <w:r>
-        <w:rPr>
-          <w:rFonts w:eastAsia="맑은 고딕" w:cs="맑은 고딕"/>
-          <w:lang w:eastAsia="ko-KR"/>
-        </w:rPr>
-        <w:t xml:space="preserve"> C </w:t>
-      </w:r>
-      <w:r>
-        <w:rPr>
-          <w:rFonts w:eastAsia="맑은 고딕" w:cs="맑은 고딕"/>
-          <w:lang w:eastAsia="ko-KR"/>
-        </w:rPr>
-        <w:t>이하를</w:t>
+        <w:t>검증으로</w:t>
       </w:r>
       <w:r>
         <w:rPr>
@@ -2147,105 +1961,7 @@
           <w:rFonts w:eastAsia="맑은 고딕" w:cs="맑은 고딕"/>
           <w:lang w:eastAsia="ko-KR"/>
         </w:rPr>
-        <w:t>받거나</w:t>
-      </w:r>
-      <w:r>
-        <w:rPr>
-          <w:rFonts w:eastAsia="맑은 고딕" w:cs="맑은 고딕"/>
-          <w:lang w:eastAsia="ko-KR"/>
-        </w:rPr>
-        <w:t xml:space="preserve"> 2026</w:t>
-      </w:r>
-      <w:r>
-        <w:rPr>
-          <w:rFonts w:eastAsia="맑은 고딕" w:cs="맑은 고딕"/>
-          <w:lang w:eastAsia="ko-KR"/>
-        </w:rPr>
-        <w:t>년</w:t>
-      </w:r>
-      <w:r>
-        <w:rPr>
-          <w:rFonts w:eastAsia="맑은 고딕" w:cs="맑은 고딕"/>
-          <w:lang w:eastAsia="ko-KR"/>
-        </w:rPr>
-        <w:t xml:space="preserve"> 4</w:t>
-      </w:r>
-      <w:r>
-        <w:rPr>
-          <w:rFonts w:eastAsia="맑은 고딕" w:cs="맑은 고딕"/>
-          <w:lang w:eastAsia="ko-KR"/>
-        </w:rPr>
-        <w:t>분기까지</w:t>
-      </w:r>
-      <w:r>
-        <w:rPr>
-          <w:rFonts w:eastAsia="맑은 고딕" w:cs="맑은 고딕"/>
-          <w:lang w:eastAsia="ko-KR"/>
-        </w:rPr>
-        <w:t xml:space="preserve"> </w:t>
-      </w:r>
-      <w:r>
-        <w:rPr>
-          <w:rFonts w:eastAsia="맑은 고딕" w:cs="맑은 고딕"/>
-          <w:lang w:eastAsia="ko-KR"/>
-        </w:rPr>
-        <w:t>목표를</w:t>
-      </w:r>
-      <w:r>
-        <w:rPr>
-          <w:rFonts w:eastAsia="맑은 고딕" w:cs="맑은 고딕"/>
-          <w:lang w:eastAsia="ko-KR"/>
-        </w:rPr>
-        <w:t xml:space="preserve"> </w:t>
-      </w:r>
-      <w:r>
-        <w:rPr>
-          <w:rFonts w:eastAsia="맑은 고딕" w:cs="맑은 고딕"/>
-          <w:lang w:eastAsia="ko-KR"/>
-        </w:rPr>
-        <w:t>달성하지</w:t>
-      </w:r>
-      <w:r>
-        <w:rPr>
-          <w:rFonts w:eastAsia="맑은 고딕" w:cs="맑은 고딕"/>
-          <w:lang w:eastAsia="ko-KR"/>
-        </w:rPr>
-        <w:t xml:space="preserve"> </w:t>
-      </w:r>
-      <w:r>
-        <w:rPr>
-          <w:rFonts w:eastAsia="맑은 고딕" w:cs="맑은 고딕"/>
-          <w:lang w:eastAsia="ko-KR"/>
-        </w:rPr>
-        <w:t>못하면</w:t>
-      </w:r>
-      <w:r>
-        <w:rPr>
-          <w:rFonts w:eastAsia="맑은 고딕" w:cs="맑은 고딕"/>
-          <w:lang w:eastAsia="ko-KR"/>
-        </w:rPr>
-        <w:t xml:space="preserve"> </w:t>
-      </w:r>
-      <w:r>
-        <w:rPr>
-          <w:rFonts w:eastAsia="맑은 고딕" w:cs="맑은 고딕"/>
-          <w:lang w:eastAsia="ko-KR"/>
-        </w:rPr>
-        <w:t>프로젝트</w:t>
-      </w:r>
-      <w:r>
-        <w:rPr>
-          <w:rFonts w:eastAsia="맑은 고딕" w:cs="맑은 고딕"/>
-          <w:lang w:eastAsia="ko-KR"/>
-        </w:rPr>
-        <w:t xml:space="preserve"> </w:t>
-      </w:r>
-      <w:r>
-        <w:rPr>
-          <w:rFonts w:eastAsia="맑은 고딕" w:cs="맑은 고딕"/>
-          <w:lang w:eastAsia="ko-KR"/>
-        </w:rPr>
-        <w:t>실패다</w:t>
+        <w:t>진행한다</w:t>
       </w:r>
       <w:r>
         <w:rPr>
@@ -2253,6 +1969,22 @@
           <w:lang w:eastAsia="ko-KR"/>
         </w:rPr>
         <w:t>.</w:t>
+      </w:r>
+    </w:p>
+    <w:p>
+      <w:pPr>
+        <w:spacing w:after="80" w:line="284" w:lineRule="exact"/>
+        <w:ind w:left="280" w:hanging="200"/>
+        <w:rPr>
+          <w:lang w:eastAsia="ko-KR"/>
+        </w:rPr>
+      </w:pPr>
+      <w:r>
+        <w:rPr>
+          <w:rFonts w:eastAsia="맑은 고딕" w:cs="맑은 고딕"/>
+          <w:lang w:eastAsia="ko-KR"/>
+        </w:rPr>
+        <w:t>• 실패해도 기한이 남으면 재도전할 수 있다. 2026년 4분기까지 목표를 달성하지 못하면 패배한다.</w:t>
       </w:r>
     </w:p>
     <w:p>
@@ -2991,137 +2723,7 @@
                 <w:sz w:val="18"/>
                 <w:lang w:eastAsia="ko-KR"/>
               </w:rPr>
-              <w:t xml:space="preserve">350 </w:t>
-            </w:r>
-            <w:r>
-              <w:rPr>
-                <w:rFonts w:eastAsia="맑은 고딕" w:cs="맑은 고딕"/>
-                <w:sz w:val="18"/>
-                <w:lang w:eastAsia="ko-KR"/>
-              </w:rPr>
-              <w:t>연구비를</w:t>
-            </w:r>
-            <w:r>
-              <w:rPr>
-                <w:rFonts w:eastAsia="맑은 고딕" w:cs="맑은 고딕"/>
-                <w:sz w:val="18"/>
-                <w:lang w:eastAsia="ko-KR"/>
-              </w:rPr>
-              <w:t xml:space="preserve"> </w:t>
-            </w:r>
-            <w:r>
-              <w:rPr>
-                <w:rFonts w:eastAsia="맑은 고딕" w:cs="맑은 고딕"/>
-                <w:sz w:val="18"/>
-                <w:lang w:eastAsia="ko-KR"/>
-              </w:rPr>
-              <w:t>사용해</w:t>
-            </w:r>
-            <w:r>
-              <w:rPr>
-                <w:rFonts w:eastAsia="맑은 고딕" w:cs="맑은 고딕"/>
-                <w:sz w:val="18"/>
-                <w:lang w:eastAsia="ko-KR"/>
-              </w:rPr>
-              <w:t xml:space="preserve"> </w:t>
-            </w:r>
-            <w:r>
-              <w:rPr>
-                <w:rFonts w:eastAsia="맑은 고딕" w:cs="맑은 고딕"/>
-                <w:sz w:val="18"/>
-                <w:lang w:eastAsia="ko-KR"/>
-              </w:rPr>
-              <w:t>선택</w:t>
-            </w:r>
-            <w:r>
-              <w:rPr>
-                <w:rFonts w:eastAsia="맑은 고딕" w:cs="맑은 고딕"/>
-                <w:sz w:val="18"/>
-                <w:lang w:eastAsia="ko-KR"/>
-              </w:rPr>
-              <w:t xml:space="preserve"> </w:t>
-            </w:r>
-            <w:r>
-              <w:rPr>
-                <w:rFonts w:eastAsia="맑은 고딕" w:cs="맑은 고딕"/>
-                <w:sz w:val="18"/>
-                <w:lang w:eastAsia="ko-KR"/>
-              </w:rPr>
-              <w:t>엔진</w:t>
-            </w:r>
-            <w:r>
-              <w:rPr>
-                <w:rFonts w:eastAsia="맑은 고딕" w:cs="맑은 고딕"/>
-                <w:sz w:val="18"/>
-                <w:lang w:eastAsia="ko-KR"/>
-              </w:rPr>
-              <w:t xml:space="preserve"> </w:t>
-            </w:r>
-            <w:proofErr w:type="spellStart"/>
-            <w:r>
-              <w:rPr>
-                <w:rFonts w:eastAsia="맑은 고딕" w:cs="맑은 고딕"/>
-                <w:sz w:val="18"/>
-                <w:lang w:eastAsia="ko-KR"/>
-              </w:rPr>
-              <w:t>스탯을</w:t>
-            </w:r>
-            <w:proofErr w:type="spellEnd"/>
-            <w:r>
-              <w:rPr>
-                <w:rFonts w:eastAsia="맑은 고딕" w:cs="맑은 고딕"/>
-                <w:sz w:val="18"/>
-                <w:lang w:eastAsia="ko-KR"/>
-              </w:rPr>
-              <w:t xml:space="preserve"> </w:t>
-            </w:r>
-            <w:r>
-              <w:rPr>
-                <w:rFonts w:eastAsia="맑은 고딕" w:cs="맑은 고딕"/>
-                <w:sz w:val="18"/>
-                <w:lang w:eastAsia="ko-KR"/>
-              </w:rPr>
-              <w:t>소폭</w:t>
-            </w:r>
-            <w:r>
-              <w:rPr>
-                <w:rFonts w:eastAsia="맑은 고딕" w:cs="맑은 고딕"/>
-                <w:sz w:val="18"/>
-                <w:lang w:eastAsia="ko-KR"/>
-              </w:rPr>
-              <w:t xml:space="preserve"> </w:t>
-            </w:r>
-            <w:r>
-              <w:rPr>
-                <w:rFonts w:eastAsia="맑은 고딕" w:cs="맑은 고딕"/>
-                <w:sz w:val="18"/>
-                <w:lang w:eastAsia="ko-KR"/>
-              </w:rPr>
-              <w:t>올리고</w:t>
-            </w:r>
-            <w:r>
-              <w:rPr>
-                <w:rFonts w:eastAsia="맑은 고딕" w:cs="맑은 고딕"/>
-                <w:sz w:val="18"/>
-                <w:lang w:eastAsia="ko-KR"/>
-              </w:rPr>
-              <w:t xml:space="preserve"> </w:t>
-            </w:r>
-            <w:r>
-              <w:rPr>
-                <w:rFonts w:eastAsia="맑은 고딕" w:cs="맑은 고딕"/>
-                <w:sz w:val="18"/>
-                <w:lang w:eastAsia="ko-KR"/>
-              </w:rPr>
-              <w:t>완성도</w:t>
-            </w:r>
-            <w:r>
-              <w:rPr>
-                <w:rFonts w:eastAsia="맑은 고딕" w:cs="맑은 고딕"/>
-                <w:sz w:val="18"/>
-                <w:lang w:eastAsia="ko-KR"/>
-              </w:rPr>
-              <w:t xml:space="preserve"> +10</w:t>
+              <w:t>350 연구비로 미니게임 진행. 점수별 선택 스탯 보상과 완성도 +10</w:t>
             </w:r>
           </w:p>
         </w:tc>
@@ -3182,153 +2784,7 @@
                 <w:sz w:val="18"/>
                 <w:lang w:eastAsia="ko-KR"/>
               </w:rPr>
-              <w:t xml:space="preserve">650 </w:t>
-            </w:r>
-            <w:r>
-              <w:rPr>
-                <w:rFonts w:eastAsia="맑은 고딕" w:cs="맑은 고딕"/>
-                <w:sz w:val="18"/>
-                <w:lang w:eastAsia="ko-KR"/>
-              </w:rPr>
-              <w:t>연구비를</w:t>
-            </w:r>
-            <w:r>
-              <w:rPr>
-                <w:rFonts w:eastAsia="맑은 고딕" w:cs="맑은 고딕"/>
-                <w:sz w:val="18"/>
-                <w:lang w:eastAsia="ko-KR"/>
-              </w:rPr>
-              <w:t xml:space="preserve"> </w:t>
-            </w:r>
-            <w:r>
-              <w:rPr>
-                <w:rFonts w:eastAsia="맑은 고딕" w:cs="맑은 고딕"/>
-                <w:sz w:val="18"/>
-                <w:lang w:eastAsia="ko-KR"/>
-              </w:rPr>
-              <w:t>사용해</w:t>
-            </w:r>
-            <w:r>
-              <w:rPr>
-                <w:rFonts w:eastAsia="맑은 고딕" w:cs="맑은 고딕"/>
-                <w:sz w:val="18"/>
-                <w:lang w:eastAsia="ko-KR"/>
-              </w:rPr>
-              <w:t xml:space="preserve"> </w:t>
-            </w:r>
-            <w:r>
-              <w:rPr>
-                <w:rFonts w:eastAsia="맑은 고딕" w:cs="맑은 고딕"/>
-                <w:sz w:val="18"/>
-                <w:lang w:eastAsia="ko-KR"/>
-              </w:rPr>
-              <w:t>선택</w:t>
-            </w:r>
-            <w:r>
-              <w:rPr>
-                <w:rFonts w:eastAsia="맑은 고딕" w:cs="맑은 고딕"/>
-                <w:sz w:val="18"/>
-                <w:lang w:eastAsia="ko-KR"/>
-              </w:rPr>
-              <w:t xml:space="preserve"> </w:t>
-            </w:r>
-            <w:r>
-              <w:rPr>
-                <w:rFonts w:eastAsia="맑은 고딕" w:cs="맑은 고딕"/>
-                <w:sz w:val="18"/>
-                <w:lang w:eastAsia="ko-KR"/>
-              </w:rPr>
-              <w:t>엔진</w:t>
-            </w:r>
-            <w:r>
-              <w:rPr>
-                <w:rFonts w:eastAsia="맑은 고딕" w:cs="맑은 고딕"/>
-                <w:sz w:val="18"/>
-                <w:lang w:eastAsia="ko-KR"/>
-              </w:rPr>
-              <w:t xml:space="preserve"> </w:t>
-            </w:r>
-            <w:proofErr w:type="spellStart"/>
-            <w:r>
-              <w:rPr>
-                <w:rFonts w:eastAsia="맑은 고딕" w:cs="맑은 고딕"/>
-                <w:sz w:val="18"/>
-                <w:lang w:eastAsia="ko-KR"/>
-              </w:rPr>
-              <w:t>스탯을</w:t>
-            </w:r>
-            <w:proofErr w:type="spellEnd"/>
-            <w:r>
-              <w:rPr>
-                <w:rFonts w:eastAsia="맑은 고딕" w:cs="맑은 고딕"/>
-                <w:sz w:val="18"/>
-                <w:lang w:eastAsia="ko-KR"/>
-              </w:rPr>
-              <w:t xml:space="preserve"> </w:t>
-            </w:r>
-            <w:r>
-              <w:rPr>
-                <w:rFonts w:eastAsia="맑은 고딕" w:cs="맑은 고딕"/>
-                <w:sz w:val="18"/>
-                <w:lang w:eastAsia="ko-KR"/>
-              </w:rPr>
-              <w:t>더</w:t>
-            </w:r>
-            <w:r>
-              <w:rPr>
-                <w:rFonts w:eastAsia="맑은 고딕" w:cs="맑은 고딕"/>
-                <w:sz w:val="18"/>
-                <w:lang w:eastAsia="ko-KR"/>
-              </w:rPr>
-              <w:t xml:space="preserve"> </w:t>
-            </w:r>
-            <w:r>
-              <w:rPr>
-                <w:rFonts w:eastAsia="맑은 고딕" w:cs="맑은 고딕"/>
-                <w:sz w:val="18"/>
-                <w:lang w:eastAsia="ko-KR"/>
-              </w:rPr>
-              <w:t>크게</w:t>
-            </w:r>
-            <w:r>
-              <w:rPr>
-                <w:rFonts w:eastAsia="맑은 고딕" w:cs="맑은 고딕"/>
-                <w:sz w:val="18"/>
-                <w:lang w:eastAsia="ko-KR"/>
-              </w:rPr>
-              <w:t xml:space="preserve"> </w:t>
-            </w:r>
-            <w:r>
-              <w:rPr>
-                <w:rFonts w:eastAsia="맑은 고딕" w:cs="맑은 고딕"/>
-                <w:sz w:val="18"/>
-                <w:lang w:eastAsia="ko-KR"/>
-              </w:rPr>
-              <w:t>올리고</w:t>
-            </w:r>
-            <w:r>
-              <w:rPr>
-                <w:rFonts w:eastAsia="맑은 고딕" w:cs="맑은 고딕"/>
-                <w:sz w:val="18"/>
-                <w:lang w:eastAsia="ko-KR"/>
-              </w:rPr>
-              <w:t xml:space="preserve"> </w:t>
-            </w:r>
-            <w:r>
-              <w:rPr>
-                <w:rFonts w:eastAsia="맑은 고딕" w:cs="맑은 고딕"/>
-                <w:sz w:val="18"/>
-                <w:lang w:eastAsia="ko-KR"/>
-              </w:rPr>
-              <w:t>완성도</w:t>
-            </w:r>
-            <w:r>
-              <w:rPr>
-                <w:rFonts w:eastAsia="맑은 고딕" w:cs="맑은 고딕"/>
-                <w:sz w:val="18"/>
-                <w:lang w:eastAsia="ko-KR"/>
-              </w:rPr>
-              <w:t xml:space="preserve"> +10</w:t>
+              <w:t>650 연구비로 미니게임 진행. 일반 연구보다 큰 스탯 보상과 완성도 +10</w:t>
             </w:r>
           </w:p>
         </w:tc>
@@ -3745,151 +3201,7 @@
                 <w:sz w:val="18"/>
                 <w:lang w:eastAsia="ko-KR"/>
               </w:rPr>
-              <w:t>설치</w:t>
-            </w:r>
-            <w:r>
-              <w:rPr>
-                <w:rFonts w:eastAsia="맑은 고딕" w:cs="맑은 고딕"/>
-                <w:sz w:val="18"/>
-                <w:lang w:eastAsia="ko-KR"/>
-              </w:rPr>
-              <w:t xml:space="preserve"> </w:t>
-            </w:r>
-            <w:r>
-              <w:rPr>
-                <w:rFonts w:eastAsia="맑은 고딕" w:cs="맑은 고딕"/>
-                <w:sz w:val="18"/>
-                <w:lang w:eastAsia="ko-KR"/>
-              </w:rPr>
-              <w:t>비용을</w:t>
-            </w:r>
-            <w:r>
-              <w:rPr>
-                <w:rFonts w:eastAsia="맑은 고딕" w:cs="맑은 고딕"/>
-                <w:sz w:val="18"/>
-                <w:lang w:eastAsia="ko-KR"/>
-              </w:rPr>
-              <w:t xml:space="preserve"> </w:t>
-            </w:r>
-            <w:r>
-              <w:rPr>
-                <w:rFonts w:eastAsia="맑은 고딕" w:cs="맑은 고딕"/>
-                <w:sz w:val="18"/>
-                <w:lang w:eastAsia="ko-KR"/>
-              </w:rPr>
-              <w:t>확정</w:t>
-            </w:r>
-            <w:r>
-              <w:rPr>
-                <w:rFonts w:eastAsia="맑은 고딕" w:cs="맑은 고딕"/>
-                <w:sz w:val="18"/>
-                <w:lang w:eastAsia="ko-KR"/>
-              </w:rPr>
-              <w:t xml:space="preserve"> </w:t>
-            </w:r>
-            <w:r>
-              <w:rPr>
-                <w:rFonts w:eastAsia="맑은 고딕" w:cs="맑은 고딕"/>
-                <w:sz w:val="18"/>
-                <w:lang w:eastAsia="ko-KR"/>
-              </w:rPr>
-              <w:t>지불하고</w:t>
-            </w:r>
-            <w:r>
-              <w:rPr>
-                <w:rFonts w:eastAsia="맑은 고딕" w:cs="맑은 고딕"/>
-                <w:sz w:val="18"/>
-                <w:lang w:eastAsia="ko-KR"/>
-              </w:rPr>
-              <w:t xml:space="preserve"> </w:t>
-            </w:r>
-            <w:r>
-              <w:rPr>
-                <w:rFonts w:eastAsia="맑은 고딕" w:cs="맑은 고딕"/>
-                <w:sz w:val="18"/>
-                <w:lang w:eastAsia="ko-KR"/>
-              </w:rPr>
-              <w:t>결과를</w:t>
-            </w:r>
-            <w:r>
-              <w:rPr>
-                <w:rFonts w:eastAsia="맑은 고딕" w:cs="맑은 고딕"/>
-                <w:sz w:val="18"/>
-                <w:lang w:eastAsia="ko-KR"/>
-              </w:rPr>
-              <w:t xml:space="preserve"> </w:t>
-            </w:r>
-            <w:r>
-              <w:rPr>
-                <w:rFonts w:eastAsia="맑은 고딕" w:cs="맑은 고딕"/>
-                <w:sz w:val="18"/>
-                <w:lang w:eastAsia="ko-KR"/>
-              </w:rPr>
-              <w:t>고정한</w:t>
-            </w:r>
-            <w:r>
-              <w:rPr>
-                <w:rFonts w:eastAsia="맑은 고딕" w:cs="맑은 고딕"/>
-                <w:sz w:val="18"/>
-                <w:lang w:eastAsia="ko-KR"/>
-              </w:rPr>
-              <w:t xml:space="preserve"> </w:t>
-            </w:r>
-            <w:r>
-              <w:rPr>
-                <w:rFonts w:eastAsia="맑은 고딕" w:cs="맑은 고딕"/>
-                <w:sz w:val="18"/>
-                <w:lang w:eastAsia="ko-KR"/>
-              </w:rPr>
-              <w:t>뒤</w:t>
-            </w:r>
-            <w:r>
-              <w:rPr>
-                <w:rFonts w:eastAsia="맑은 고딕" w:cs="맑은 고딕"/>
-                <w:sz w:val="18"/>
-                <w:lang w:eastAsia="ko-KR"/>
-              </w:rPr>
-              <w:t xml:space="preserve"> </w:t>
-            </w:r>
-            <w:r>
-              <w:rPr>
-                <w:rFonts w:eastAsia="맑은 고딕" w:cs="맑은 고딕"/>
-                <w:sz w:val="18"/>
-                <w:lang w:eastAsia="ko-KR"/>
-              </w:rPr>
-              <w:t>자동</w:t>
-            </w:r>
-            <w:r>
-              <w:rPr>
-                <w:rFonts w:eastAsia="맑은 고딕" w:cs="맑은 고딕"/>
-                <w:sz w:val="18"/>
-                <w:lang w:eastAsia="ko-KR"/>
-              </w:rPr>
-              <w:t xml:space="preserve"> 3D </w:t>
-            </w:r>
-            <w:r>
-              <w:rPr>
-                <w:rFonts w:eastAsia="맑은 고딕" w:cs="맑은 고딕"/>
-                <w:sz w:val="18"/>
-                <w:lang w:eastAsia="ko-KR"/>
-              </w:rPr>
-              <w:t>시뮬레이션</w:t>
-            </w:r>
-            <w:r>
-              <w:rPr>
-                <w:rFonts w:eastAsia="맑은 고딕" w:cs="맑은 고딕"/>
-                <w:sz w:val="18"/>
-                <w:lang w:eastAsia="ko-KR"/>
-              </w:rPr>
-              <w:t xml:space="preserve"> </w:t>
-            </w:r>
-            <w:r>
-              <w:rPr>
-                <w:rFonts w:eastAsia="맑은 고딕" w:cs="맑은 고딕"/>
-                <w:sz w:val="18"/>
-                <w:lang w:eastAsia="ko-KR"/>
-              </w:rPr>
-              <w:t>진행</w:t>
+              <w:t>설치 비용과 설계를 확정하고 자동 비행. 실제 비행 결과로 미션 판정</w:t>
             </w:r>
           </w:p>
         </w:tc>
@@ -4131,161 +3443,7 @@
           <w:rFonts w:eastAsia="맑은 고딕" w:cs="맑은 고딕"/>
           <w:lang w:eastAsia="ko-KR"/>
         </w:rPr>
-        <w:t xml:space="preserve">• </w:t>
-      </w:r>
-      <w:r>
-        <w:rPr>
-          <w:rFonts w:eastAsia="맑은 고딕" w:cs="맑은 고딕"/>
-          <w:lang w:eastAsia="ko-KR"/>
-        </w:rPr>
-        <w:t>설계를</w:t>
-      </w:r>
-      <w:r>
-        <w:rPr>
-          <w:rFonts w:eastAsia="맑은 고딕" w:cs="맑은 고딕"/>
-          <w:lang w:eastAsia="ko-KR"/>
-        </w:rPr>
-        <w:t xml:space="preserve"> </w:t>
-      </w:r>
-      <w:r>
-        <w:rPr>
-          <w:rFonts w:eastAsia="맑은 고딕" w:cs="맑은 고딕"/>
-          <w:lang w:eastAsia="ko-KR"/>
-        </w:rPr>
-        <w:t>확정하고</w:t>
-      </w:r>
-      <w:r>
-        <w:rPr>
-          <w:rFonts w:eastAsia="맑은 고딕" w:cs="맑은 고딕"/>
-          <w:lang w:eastAsia="ko-KR"/>
-        </w:rPr>
-        <w:t xml:space="preserve"> </w:t>
-      </w:r>
-      <w:r>
-        <w:rPr>
-          <w:rFonts w:eastAsia="맑은 고딕" w:cs="맑은 고딕"/>
-          <w:lang w:eastAsia="ko-KR"/>
-        </w:rPr>
-        <w:t>발사하면</w:t>
-      </w:r>
-      <w:r>
-        <w:rPr>
-          <w:rFonts w:eastAsia="맑은 고딕" w:cs="맑은 고딕"/>
-          <w:lang w:eastAsia="ko-KR"/>
-        </w:rPr>
-        <w:t xml:space="preserve"> </w:t>
-      </w:r>
-      <w:r>
-        <w:rPr>
-          <w:rFonts w:eastAsia="맑은 고딕" w:cs="맑은 고딕"/>
-          <w:lang w:eastAsia="ko-KR"/>
-        </w:rPr>
-        <w:t>로켓은</w:t>
-      </w:r>
-      <w:r>
-        <w:rPr>
-          <w:rFonts w:eastAsia="맑은 고딕" w:cs="맑은 고딕"/>
-          <w:lang w:eastAsia="ko-KR"/>
-        </w:rPr>
-        <w:t xml:space="preserve"> </w:t>
-      </w:r>
-      <w:r>
-        <w:rPr>
-          <w:rFonts w:eastAsia="맑은 고딕" w:cs="맑은 고딕"/>
-          <w:lang w:eastAsia="ko-KR"/>
-        </w:rPr>
-        <w:t>자동으로</w:t>
-      </w:r>
-      <w:r>
-        <w:rPr>
-          <w:rFonts w:eastAsia="맑은 고딕" w:cs="맑은 고딕"/>
-          <w:lang w:eastAsia="ko-KR"/>
-        </w:rPr>
-        <w:t xml:space="preserve"> </w:t>
-      </w:r>
-      <w:r>
-        <w:rPr>
-          <w:rFonts w:eastAsia="맑은 고딕" w:cs="맑은 고딕"/>
-          <w:lang w:eastAsia="ko-KR"/>
-        </w:rPr>
-        <w:t>비행한다</w:t>
-      </w:r>
-      <w:r>
-        <w:rPr>
-          <w:rFonts w:eastAsia="맑은 고딕" w:cs="맑은 고딕"/>
-          <w:lang w:eastAsia="ko-KR"/>
-        </w:rPr>
-        <w:t xml:space="preserve">. </w:t>
-      </w:r>
-      <w:r>
-        <w:rPr>
-          <w:rFonts w:eastAsia="맑은 고딕" w:cs="맑은 고딕"/>
-          <w:lang w:eastAsia="ko-KR"/>
-        </w:rPr>
-        <w:t>발사</w:t>
-      </w:r>
-      <w:r>
-        <w:rPr>
-          <w:rFonts w:eastAsia="맑은 고딕" w:cs="맑은 고딕"/>
-          <w:lang w:eastAsia="ko-KR"/>
-        </w:rPr>
-        <w:t xml:space="preserve"> </w:t>
-      </w:r>
-      <w:r>
-        <w:rPr>
-          <w:rFonts w:eastAsia="맑은 고딕" w:cs="맑은 고딕"/>
-          <w:lang w:eastAsia="ko-KR"/>
-        </w:rPr>
-        <w:t>후에는</w:t>
-      </w:r>
-      <w:r>
-        <w:rPr>
-          <w:rFonts w:eastAsia="맑은 고딕" w:cs="맑은 고딕"/>
-          <w:lang w:eastAsia="ko-KR"/>
-        </w:rPr>
-        <w:t xml:space="preserve"> </w:t>
-      </w:r>
-      <w:r>
-        <w:rPr>
-          <w:rFonts w:eastAsia="맑은 고딕" w:cs="맑은 고딕"/>
-          <w:lang w:eastAsia="ko-KR"/>
-        </w:rPr>
-        <w:t>직접</w:t>
-      </w:r>
-      <w:r>
-        <w:rPr>
-          <w:rFonts w:eastAsia="맑은 고딕" w:cs="맑은 고딕"/>
-          <w:lang w:eastAsia="ko-KR"/>
-        </w:rPr>
-        <w:t xml:space="preserve"> </w:t>
-      </w:r>
-      <w:r>
-        <w:rPr>
-          <w:rFonts w:eastAsia="맑은 고딕" w:cs="맑은 고딕"/>
-          <w:lang w:eastAsia="ko-KR"/>
-        </w:rPr>
-        <w:t>조종하지</w:t>
-      </w:r>
-      <w:r>
-        <w:rPr>
-          <w:rFonts w:eastAsia="맑은 고딕" w:cs="맑은 고딕"/>
-          <w:lang w:eastAsia="ko-KR"/>
-        </w:rPr>
-        <w:t xml:space="preserve"> </w:t>
-      </w:r>
-      <w:r>
-        <w:rPr>
-          <w:rFonts w:eastAsia="맑은 고딕" w:cs="맑은 고딕"/>
-          <w:lang w:eastAsia="ko-KR"/>
-        </w:rPr>
-        <w:t>않는다</w:t>
-      </w:r>
-      <w:r>
-        <w:rPr>
-          <w:rFonts w:eastAsia="맑은 고딕" w:cs="맑은 고딕"/>
-          <w:lang w:eastAsia="ko-KR"/>
-        </w:rPr>
-        <w:t>.</w:t>
+        <w:t>• 발사 후 로켓은 자동 비행하며 직접 조종하지 않는다. 자폭 버튼으로 미션을 실패 종료할 수 있다.</w:t>
       </w:r>
     </w:p>
     <w:p>
@@ -4300,119 +3458,7 @@
           <w:rFonts w:eastAsia="맑은 고딕" w:cs="맑은 고딕"/>
           <w:lang w:eastAsia="ko-KR"/>
         </w:rPr>
-        <w:t xml:space="preserve">• </w:t>
-      </w:r>
-      <w:r>
-        <w:rPr>
-          <w:rFonts w:eastAsia="맑은 고딕" w:cs="맑은 고딕"/>
-          <w:lang w:eastAsia="ko-KR"/>
-        </w:rPr>
-        <w:t>미션</w:t>
-      </w:r>
-      <w:r>
-        <w:rPr>
-          <w:rFonts w:eastAsia="맑은 고딕" w:cs="맑은 고딕"/>
-          <w:lang w:eastAsia="ko-KR"/>
-        </w:rPr>
-        <w:t xml:space="preserve"> </w:t>
-      </w:r>
-      <w:r>
-        <w:rPr>
-          <w:rFonts w:eastAsia="맑은 고딕" w:cs="맑은 고딕"/>
-          <w:lang w:eastAsia="ko-KR"/>
-        </w:rPr>
-        <w:t>조건을</w:t>
-      </w:r>
-      <w:r>
-        <w:rPr>
-          <w:rFonts w:eastAsia="맑은 고딕" w:cs="맑은 고딕"/>
-          <w:lang w:eastAsia="ko-KR"/>
-        </w:rPr>
-        <w:t xml:space="preserve"> </w:t>
-      </w:r>
-      <w:r>
-        <w:rPr>
-          <w:rFonts w:eastAsia="맑은 고딕" w:cs="맑은 고딕"/>
-          <w:lang w:eastAsia="ko-KR"/>
-        </w:rPr>
-        <w:t>달성하면</w:t>
-      </w:r>
-      <w:r>
-        <w:rPr>
-          <w:rFonts w:eastAsia="맑은 고딕" w:cs="맑은 고딕"/>
-          <w:lang w:eastAsia="ko-KR"/>
-        </w:rPr>
-        <w:t xml:space="preserve"> </w:t>
-      </w:r>
-      <w:r>
-        <w:rPr>
-          <w:rFonts w:eastAsia="맑은 고딕" w:cs="맑은 고딕"/>
-          <w:lang w:eastAsia="ko-KR"/>
-        </w:rPr>
-        <w:t>결과를</w:t>
-      </w:r>
-      <w:r>
-        <w:rPr>
-          <w:rFonts w:eastAsia="맑은 고딕" w:cs="맑은 고딕"/>
-          <w:lang w:eastAsia="ko-KR"/>
-        </w:rPr>
-        <w:t xml:space="preserve"> </w:t>
-      </w:r>
-      <w:r>
-        <w:rPr>
-          <w:rFonts w:eastAsia="맑은 고딕" w:cs="맑은 고딕"/>
-          <w:lang w:eastAsia="ko-KR"/>
-        </w:rPr>
-        <w:t>정산하고</w:t>
-      </w:r>
-      <w:r>
-        <w:rPr>
-          <w:rFonts w:eastAsia="맑은 고딕" w:cs="맑은 고딕"/>
-          <w:lang w:eastAsia="ko-KR"/>
-        </w:rPr>
-        <w:t xml:space="preserve"> </w:t>
-      </w:r>
-      <w:r>
-        <w:rPr>
-          <w:rFonts w:eastAsia="맑은 고딕" w:cs="맑은 고딕"/>
-          <w:lang w:eastAsia="ko-KR"/>
-        </w:rPr>
-        <w:t>다음</w:t>
-      </w:r>
-      <w:r>
-        <w:rPr>
-          <w:rFonts w:eastAsia="맑은 고딕" w:cs="맑은 고딕"/>
-          <w:lang w:eastAsia="ko-KR"/>
-        </w:rPr>
-        <w:t xml:space="preserve"> </w:t>
-      </w:r>
-      <w:r>
-        <w:rPr>
-          <w:rFonts w:eastAsia="맑은 고딕" w:cs="맑은 고딕"/>
-          <w:lang w:eastAsia="ko-KR"/>
-        </w:rPr>
-        <w:t>단계에</w:t>
-      </w:r>
-      <w:r>
-        <w:rPr>
-          <w:rFonts w:eastAsia="맑은 고딕" w:cs="맑은 고딕"/>
-          <w:lang w:eastAsia="ko-KR"/>
-        </w:rPr>
-        <w:t xml:space="preserve"> </w:t>
-      </w:r>
-      <w:r>
-        <w:rPr>
-          <w:rFonts w:eastAsia="맑은 고딕" w:cs="맑은 고딕"/>
-          <w:lang w:eastAsia="ko-KR"/>
-        </w:rPr>
-        <w:t>도전한다</w:t>
-      </w:r>
-      <w:r>
-        <w:rPr>
-          <w:rFonts w:eastAsia="맑은 고딕" w:cs="맑은 고딕"/>
-          <w:lang w:eastAsia="ko-KR"/>
-        </w:rPr>
-        <w:t>.</w:t>
+        <w:t>• 실제 비행으로 성공·실패를 판정한다. 현장 사진과 이벤트 효과가 담긴 신문을 확인하고 다음 행동을 선택한다.</w:t>
       </w:r>
     </w:p>
     <w:p>
@@ -4651,518 +3697,17 @@
           <w:sz w:val="17"/>
           <w:lang w:eastAsia="ko-KR"/>
         </w:rPr>
-        <w:t>새</w:t>
-      </w:r>
-      <w:r>
-        <w:rPr>
-          <w:rFonts w:eastAsia="맑은 고딕" w:cs="맑은 고딕"/>
-          <w:color w:val="26323D"/>
-          <w:sz w:val="17"/>
-          <w:lang w:eastAsia="ko-KR"/>
-        </w:rPr>
-        <w:t xml:space="preserve"> </w:t>
-      </w:r>
-      <w:r>
-        <w:rPr>
-          <w:rFonts w:eastAsia="맑은 고딕" w:cs="맑은 고딕"/>
-          <w:color w:val="26323D"/>
-          <w:sz w:val="17"/>
-          <w:lang w:eastAsia="ko-KR"/>
-        </w:rPr>
-        <w:t>게임</w:t>
-      </w:r>
-      <w:r>
-        <w:rPr>
-          <w:rFonts w:eastAsia="맑은 고딕" w:cs="맑은 고딕"/>
-          <w:color w:val="26323D"/>
-          <w:sz w:val="17"/>
-          <w:lang w:eastAsia="ko-KR"/>
-        </w:rPr>
-        <w:t xml:space="preserve"> → </w:t>
-      </w:r>
-      <w:r>
-        <w:rPr>
-          <w:rFonts w:eastAsia="맑은 고딕" w:cs="맑은 고딕"/>
-          <w:color w:val="26323D"/>
-          <w:sz w:val="17"/>
-          <w:lang w:eastAsia="ko-KR"/>
-        </w:rPr>
-        <w:t>프롤로그</w:t>
-      </w:r>
-      <w:r>
-        <w:rPr>
-          <w:rFonts w:eastAsia="맑은 고딕" w:cs="맑은 고딕"/>
-          <w:color w:val="26323D"/>
-          <w:sz w:val="17"/>
-          <w:lang w:eastAsia="ko-KR"/>
-        </w:rPr>
-        <w:t xml:space="preserve"> → 2018</w:t>
-      </w:r>
-      <w:r>
-        <w:rPr>
-          <w:rFonts w:eastAsia="맑은 고딕" w:cs="맑은 고딕"/>
-          <w:color w:val="26323D"/>
-          <w:sz w:val="17"/>
-          <w:lang w:eastAsia="ko-KR"/>
-        </w:rPr>
-        <w:t>년</w:t>
-      </w:r>
-      <w:r>
-        <w:rPr>
-          <w:rFonts w:eastAsia="맑은 고딕" w:cs="맑은 고딕"/>
-          <w:color w:val="26323D"/>
-          <w:sz w:val="17"/>
-          <w:lang w:eastAsia="ko-KR"/>
-        </w:rPr>
-        <w:t xml:space="preserve"> 1</w:t>
-      </w:r>
-      <w:r>
-        <w:rPr>
-          <w:rFonts w:eastAsia="맑은 고딕" w:cs="맑은 고딕"/>
-          <w:color w:val="26323D"/>
-          <w:sz w:val="17"/>
-          <w:lang w:eastAsia="ko-KR"/>
-        </w:rPr>
-        <w:t>분기</w:t>
-      </w:r>
-      <w:r>
-        <w:rPr>
-          <w:rFonts w:eastAsia="맑은 고딕" w:cs="맑은 고딕"/>
-          <w:color w:val="26323D"/>
-          <w:sz w:val="17"/>
-          <w:lang w:eastAsia="ko-KR"/>
-        </w:rPr>
+        <w:t>새 게임 → 프롤로그 → 2018년 1분기</w:t>
         <w:br/>
-        <w:t xml:space="preserve">→ </w:t>
-      </w:r>
-      <w:r>
-        <w:rPr>
-          <w:rFonts w:eastAsia="맑은 고딕" w:cs="맑은 고딕"/>
-          <w:color w:val="26323D"/>
-          <w:sz w:val="17"/>
-          <w:lang w:eastAsia="ko-KR"/>
-        </w:rPr>
-        <w:t>엔진</w:t>
-      </w:r>
-      <w:r>
-        <w:rPr>
-          <w:rFonts w:eastAsia="맑은 고딕" w:cs="맑은 고딕"/>
-          <w:color w:val="26323D"/>
-          <w:sz w:val="17"/>
-          <w:lang w:eastAsia="ko-KR"/>
-        </w:rPr>
-        <w:t xml:space="preserve"> </w:t>
-      </w:r>
-      <w:r>
-        <w:rPr>
-          <w:rFonts w:eastAsia="맑은 고딕" w:cs="맑은 고딕"/>
-          <w:color w:val="26323D"/>
-          <w:sz w:val="17"/>
-          <w:lang w:eastAsia="ko-KR"/>
-        </w:rPr>
-        <w:t>연구</w:t>
-      </w:r>
-      <w:r>
-        <w:rPr>
-          <w:rFonts w:eastAsia="맑은 고딕" w:cs="맑은 고딕"/>
-          <w:color w:val="26323D"/>
-          <w:sz w:val="17"/>
-          <w:lang w:eastAsia="ko-KR"/>
-        </w:rPr>
-        <w:t>·</w:t>
-      </w:r>
-      <w:r>
-        <w:rPr>
-          <w:rFonts w:eastAsia="맑은 고딕" w:cs="맑은 고딕"/>
-          <w:color w:val="26323D"/>
-          <w:sz w:val="17"/>
-          <w:lang w:eastAsia="ko-KR"/>
-        </w:rPr>
-        <w:t>개발</w:t>
-      </w:r>
-      <w:r>
-        <w:rPr>
-          <w:rFonts w:eastAsia="맑은 고딕" w:cs="맑은 고딕"/>
-          <w:color w:val="26323D"/>
-          <w:sz w:val="17"/>
-          <w:lang w:eastAsia="ko-KR"/>
-        </w:rPr>
-        <w:t xml:space="preserve"> </w:t>
-      </w:r>
-      <w:r>
-        <w:rPr>
-          <w:rFonts w:eastAsia="맑은 고딕" w:cs="맑은 고딕"/>
-          <w:color w:val="26323D"/>
-          <w:sz w:val="17"/>
-          <w:lang w:eastAsia="ko-KR"/>
-        </w:rPr>
-        <w:t>또는</w:t>
-      </w:r>
-      <w:r>
-        <w:rPr>
-          <w:rFonts w:eastAsia="맑은 고딕" w:cs="맑은 고딕"/>
-          <w:color w:val="26323D"/>
-          <w:sz w:val="17"/>
-          <w:lang w:eastAsia="ko-KR"/>
-        </w:rPr>
-        <w:t xml:space="preserve"> </w:t>
-      </w:r>
-      <w:r>
-        <w:rPr>
-          <w:rFonts w:eastAsia="맑은 고딕" w:cs="맑은 고딕"/>
-          <w:color w:val="26323D"/>
-          <w:sz w:val="17"/>
-          <w:lang w:eastAsia="ko-KR"/>
-        </w:rPr>
-        <w:t>대기</w:t>
-      </w:r>
-      <w:r>
-        <w:rPr>
-          <w:rFonts w:eastAsia="맑은 고딕" w:cs="맑은 고딕"/>
-          <w:color w:val="26323D"/>
-          <w:sz w:val="17"/>
-          <w:lang w:eastAsia="ko-KR"/>
-        </w:rPr>
+        <w:t>→ 엔진 선택·성능별 연구 미니게임 또는 대기</w:t>
         <w:br/>
-        <w:t xml:space="preserve">→ </w:t>
-      </w:r>
-      <w:r>
-        <w:rPr>
-          <w:rFonts w:eastAsia="맑은 고딕" w:cs="맑은 고딕"/>
-          <w:color w:val="26323D"/>
-          <w:sz w:val="17"/>
-          <w:lang w:eastAsia="ko-KR"/>
-        </w:rPr>
-        <w:t>설계</w:t>
-      </w:r>
-      <w:r>
-        <w:rPr>
-          <w:rFonts w:eastAsia="맑은 고딕" w:cs="맑은 고딕"/>
-          <w:color w:val="26323D"/>
-          <w:sz w:val="17"/>
-          <w:lang w:eastAsia="ko-KR"/>
-        </w:rPr>
-        <w:t xml:space="preserve"> </w:t>
-      </w:r>
-      <w:r>
-        <w:rPr>
-          <w:rFonts w:eastAsia="맑은 고딕" w:cs="맑은 고딕"/>
-          <w:color w:val="26323D"/>
-          <w:sz w:val="17"/>
-          <w:lang w:eastAsia="ko-KR"/>
-        </w:rPr>
-        <w:t>진입</w:t>
-      </w:r>
-      <w:r>
-        <w:rPr>
-          <w:rFonts w:eastAsia="맑은 고딕" w:cs="맑은 고딕"/>
-          <w:color w:val="26323D"/>
-          <w:sz w:val="17"/>
-          <w:lang w:eastAsia="ko-KR"/>
-        </w:rPr>
-        <w:t>·</w:t>
-      </w:r>
-      <w:r>
-        <w:rPr>
-          <w:rFonts w:eastAsia="맑은 고딕" w:cs="맑은 고딕"/>
-          <w:color w:val="26323D"/>
-          <w:sz w:val="17"/>
-          <w:lang w:eastAsia="ko-KR"/>
-        </w:rPr>
-        <w:t>엔진</w:t>
-      </w:r>
-      <w:r>
-        <w:rPr>
-          <w:rFonts w:eastAsia="맑은 고딕" w:cs="맑은 고딕"/>
-          <w:color w:val="26323D"/>
-          <w:sz w:val="17"/>
-          <w:lang w:eastAsia="ko-KR"/>
-        </w:rPr>
-        <w:t xml:space="preserve"> </w:t>
-      </w:r>
-      <w:r>
-        <w:rPr>
-          <w:rFonts w:eastAsia="맑은 고딕" w:cs="맑은 고딕"/>
-          <w:color w:val="26323D"/>
-          <w:sz w:val="17"/>
-          <w:lang w:eastAsia="ko-KR"/>
-        </w:rPr>
-        <w:t>배치</w:t>
-      </w:r>
-      <w:r>
-        <w:rPr>
-          <w:rFonts w:eastAsia="맑은 고딕" w:cs="맑은 고딕"/>
-          <w:color w:val="26323D"/>
-          <w:sz w:val="17"/>
-          <w:lang w:eastAsia="ko-KR"/>
-        </w:rPr>
-        <w:t>·</w:t>
-      </w:r>
-      <w:r>
-        <w:rPr>
-          <w:rFonts w:eastAsia="맑은 고딕" w:cs="맑은 고딕"/>
-          <w:color w:val="26323D"/>
-          <w:sz w:val="17"/>
-          <w:lang w:eastAsia="ko-KR"/>
-        </w:rPr>
-        <w:t>테스트</w:t>
-      </w:r>
-      <w:r>
-        <w:rPr>
-          <w:rFonts w:eastAsia="맑은 고딕" w:cs="맑은 고딕"/>
-          <w:color w:val="26323D"/>
-          <w:sz w:val="17"/>
-          <w:lang w:eastAsia="ko-KR"/>
-        </w:rPr>
-        <w:t xml:space="preserve"> </w:t>
-      </w:r>
-      <w:proofErr w:type="spellStart"/>
-      <w:r>
-        <w:rPr>
-          <w:rFonts w:eastAsia="맑은 고딕" w:cs="맑은 고딕"/>
-          <w:color w:val="26323D"/>
-          <w:sz w:val="17"/>
-          <w:lang w:eastAsia="ko-KR"/>
-        </w:rPr>
-        <w:t>공개성</w:t>
-      </w:r>
-      <w:proofErr w:type="spellEnd"/>
-      <w:r>
-        <w:rPr>
-          <w:rFonts w:eastAsia="맑은 고딕" w:cs="맑은 고딕"/>
-          <w:color w:val="26323D"/>
-          <w:sz w:val="17"/>
-          <w:lang w:eastAsia="ko-KR"/>
-        </w:rPr>
-        <w:t xml:space="preserve"> </w:t>
-      </w:r>
-      <w:r>
-        <w:rPr>
-          <w:rFonts w:eastAsia="맑은 고딕" w:cs="맑은 고딕"/>
-          <w:color w:val="26323D"/>
-          <w:sz w:val="17"/>
-          <w:lang w:eastAsia="ko-KR"/>
-        </w:rPr>
-        <w:t>선택</w:t>
-      </w:r>
-      <w:r>
-        <w:rPr>
-          <w:rFonts w:eastAsia="맑은 고딕" w:cs="맑은 고딕"/>
-          <w:color w:val="26323D"/>
-          <w:sz w:val="17"/>
-          <w:lang w:eastAsia="ko-KR"/>
-        </w:rPr>
+        <w:t>→ 설계 진입·엔진 배치·테스트 공개성 선택</w:t>
         <w:br/>
-        <w:t xml:space="preserve">→ </w:t>
-      </w:r>
-      <w:r>
-        <w:rPr>
-          <w:rFonts w:eastAsia="맑은 고딕" w:cs="맑은 고딕"/>
-          <w:color w:val="26323D"/>
-          <w:sz w:val="17"/>
-          <w:lang w:eastAsia="ko-KR"/>
-        </w:rPr>
-        <w:t>발사</w:t>
-      </w:r>
-      <w:r>
-        <w:rPr>
-          <w:rFonts w:eastAsia="맑은 고딕" w:cs="맑은 고딕"/>
-          <w:color w:val="26323D"/>
-          <w:sz w:val="17"/>
-          <w:lang w:eastAsia="ko-KR"/>
-        </w:rPr>
-        <w:t>·</w:t>
-      </w:r>
-      <w:r>
-        <w:rPr>
-          <w:rFonts w:eastAsia="맑은 고딕" w:cs="맑은 고딕"/>
-          <w:color w:val="26323D"/>
-          <w:sz w:val="17"/>
-          <w:lang w:eastAsia="ko-KR"/>
-        </w:rPr>
-        <w:t>자동</w:t>
-      </w:r>
-      <w:r>
-        <w:rPr>
-          <w:rFonts w:eastAsia="맑은 고딕" w:cs="맑은 고딕"/>
-          <w:color w:val="26323D"/>
-          <w:sz w:val="17"/>
-          <w:lang w:eastAsia="ko-KR"/>
-        </w:rPr>
-        <w:t xml:space="preserve"> 3D </w:t>
-      </w:r>
-      <w:r>
-        <w:rPr>
-          <w:rFonts w:eastAsia="맑은 고딕" w:cs="맑은 고딕"/>
-          <w:color w:val="26323D"/>
-          <w:sz w:val="17"/>
-          <w:lang w:eastAsia="ko-KR"/>
-        </w:rPr>
-        <w:t>시뮬레이션</w:t>
-      </w:r>
-      <w:r>
-        <w:rPr>
-          <w:rFonts w:eastAsia="맑은 고딕" w:cs="맑은 고딕"/>
-          <w:color w:val="26323D"/>
-          <w:sz w:val="17"/>
-          <w:lang w:eastAsia="ko-KR"/>
-        </w:rPr>
+        <w:t>→ 발사·자동 비행 결과 판정</w:t>
         <w:br/>
-        <w:t xml:space="preserve">→ </w:t>
-      </w:r>
-      <w:r>
-        <w:rPr>
-          <w:rFonts w:eastAsia="맑은 고딕" w:cs="맑은 고딕"/>
-          <w:color w:val="26323D"/>
-          <w:sz w:val="17"/>
-          <w:lang w:eastAsia="ko-KR"/>
-        </w:rPr>
-        <w:t>결과</w:t>
-      </w:r>
-      <w:r>
-        <w:rPr>
-          <w:rFonts w:eastAsia="맑은 고딕" w:cs="맑은 고딕"/>
-          <w:color w:val="26323D"/>
-          <w:sz w:val="17"/>
-          <w:lang w:eastAsia="ko-KR"/>
-        </w:rPr>
-        <w:t xml:space="preserve"> </w:t>
-      </w:r>
-      <w:r>
-        <w:rPr>
-          <w:rFonts w:eastAsia="맑은 고딕" w:cs="맑은 고딕"/>
-          <w:color w:val="26323D"/>
-          <w:sz w:val="17"/>
-          <w:lang w:eastAsia="ko-KR"/>
-        </w:rPr>
-        <w:t>보고서</w:t>
-      </w:r>
-      <w:r>
-        <w:rPr>
-          <w:rFonts w:eastAsia="맑은 고딕" w:cs="맑은 고딕"/>
-          <w:color w:val="26323D"/>
-          <w:sz w:val="17"/>
-          <w:lang w:eastAsia="ko-KR"/>
-        </w:rPr>
-        <w:t>·</w:t>
-      </w:r>
-      <w:r>
-        <w:rPr>
-          <w:rFonts w:eastAsia="맑은 고딕" w:cs="맑은 고딕"/>
-          <w:color w:val="26323D"/>
-          <w:sz w:val="17"/>
-          <w:lang w:eastAsia="ko-KR"/>
-        </w:rPr>
-        <w:t>다음</w:t>
-      </w:r>
-      <w:r>
-        <w:rPr>
-          <w:rFonts w:eastAsia="맑은 고딕" w:cs="맑은 고딕"/>
-          <w:color w:val="26323D"/>
-          <w:sz w:val="17"/>
-          <w:lang w:eastAsia="ko-KR"/>
-        </w:rPr>
-        <w:t xml:space="preserve"> </w:t>
-      </w:r>
-      <w:r>
-        <w:rPr>
-          <w:rFonts w:eastAsia="맑은 고딕" w:cs="맑은 고딕"/>
-          <w:color w:val="26323D"/>
-          <w:sz w:val="17"/>
-          <w:lang w:eastAsia="ko-KR"/>
-        </w:rPr>
-        <w:t>분기</w:t>
-      </w:r>
-      <w:r>
-        <w:rPr>
-          <w:rFonts w:eastAsia="맑은 고딕" w:cs="맑은 고딕"/>
-          <w:color w:val="26323D"/>
-          <w:sz w:val="17"/>
-          <w:lang w:eastAsia="ko-KR"/>
-        </w:rPr>
+        <w:t>→ 현장 사진·이벤트가 실린 신문 확인</w:t>
         <w:br/>
-        <w:t xml:space="preserve">→ </w:t>
-      </w:r>
-      <w:r>
-        <w:rPr>
-          <w:rFonts w:eastAsia="맑은 고딕" w:cs="맑은 고딕"/>
-          <w:color w:val="26323D"/>
-          <w:sz w:val="17"/>
-          <w:lang w:eastAsia="ko-KR"/>
-        </w:rPr>
-        <w:t>미션</w:t>
-      </w:r>
-      <w:r>
-        <w:rPr>
-          <w:rFonts w:eastAsia="맑은 고딕" w:cs="맑은 고딕"/>
-          <w:color w:val="26323D"/>
-          <w:sz w:val="17"/>
-          <w:lang w:eastAsia="ko-KR"/>
-        </w:rPr>
-        <w:t xml:space="preserve"> </w:t>
-      </w:r>
-      <w:r>
-        <w:rPr>
-          <w:rFonts w:eastAsia="맑은 고딕" w:cs="맑은 고딕"/>
-          <w:color w:val="26323D"/>
-          <w:sz w:val="17"/>
-          <w:lang w:eastAsia="ko-KR"/>
-        </w:rPr>
-        <w:t>해금</w:t>
-      </w:r>
-      <w:r>
-        <w:rPr>
-          <w:rFonts w:eastAsia="맑은 고딕" w:cs="맑은 고딕"/>
-          <w:color w:val="26323D"/>
-          <w:sz w:val="17"/>
-          <w:lang w:eastAsia="ko-KR"/>
-        </w:rPr>
-        <w:t xml:space="preserve"> </w:t>
-      </w:r>
-      <w:r>
-        <w:rPr>
-          <w:rFonts w:eastAsia="맑은 고딕" w:cs="맑은 고딕"/>
-          <w:color w:val="26323D"/>
-          <w:sz w:val="17"/>
-          <w:lang w:eastAsia="ko-KR"/>
-        </w:rPr>
-        <w:t>또는</w:t>
-      </w:r>
-      <w:r>
-        <w:rPr>
-          <w:rFonts w:eastAsia="맑은 고딕" w:cs="맑은 고딕"/>
-          <w:color w:val="26323D"/>
-          <w:sz w:val="17"/>
-          <w:lang w:eastAsia="ko-KR"/>
-        </w:rPr>
-        <w:t xml:space="preserve"> </w:t>
-      </w:r>
-      <w:r>
-        <w:rPr>
-          <w:rFonts w:eastAsia="맑은 고딕" w:cs="맑은 고딕"/>
-          <w:color w:val="26323D"/>
-          <w:sz w:val="17"/>
-          <w:lang w:eastAsia="ko-KR"/>
-        </w:rPr>
-        <w:t>승리</w:t>
-      </w:r>
-      <w:r>
-        <w:rPr>
-          <w:rFonts w:eastAsia="맑은 고딕" w:cs="맑은 고딕"/>
-          <w:color w:val="26323D"/>
-          <w:sz w:val="17"/>
-          <w:lang w:eastAsia="ko-KR"/>
-        </w:rPr>
-        <w:t>·</w:t>
-      </w:r>
-      <w:r>
-        <w:rPr>
-          <w:rFonts w:eastAsia="맑은 고딕" w:cs="맑은 고딕"/>
-          <w:color w:val="26323D"/>
-          <w:sz w:val="17"/>
-          <w:lang w:eastAsia="ko-KR"/>
-        </w:rPr>
-        <w:t>패배</w:t>
+        <w:t>→ 다음 분기·미션 해금 또는 승리·패배</w:t>
       </w:r>
     </w:p>
     <w:p>
@@ -5793,6 +4338,20 @@
           <w:lang w:eastAsia="ko-KR"/>
         </w:rPr>
         <w:t>.</w:t>
+      </w:r>
+    </w:p>
+    <w:p>
+      <w:pPr>
+        <w:rPr>
+          <w:lang w:eastAsia="ko-KR"/>
+        </w:rPr>
+      </w:pPr>
+      <w:r>
+        <w:rPr>
+          <w:rFonts w:eastAsia="맑은 고딕" w:cs="맑은 고딕"/>
+          <w:lang w:eastAsia="ko-KR"/>
+        </w:rPr>
+        <w:t>발사 결과와 공개 여부에 따라 후원, 실패 분석 등 이벤트가 발생한다. 연구비, 엔진 성능과 다음 행동의 비용·시간에 영향을 주며 신문에서 적용 결과를 확인한다.</w:t>
       </w:r>
     </w:p>
     <w:p>
@@ -6090,119 +4649,7 @@
           <w:rFonts w:eastAsia="맑은 고딕" w:cs="맑은 고딕"/>
           <w:lang w:eastAsia="ko-KR"/>
         </w:rPr>
-        <w:t xml:space="preserve">3. </w:t>
-      </w:r>
-      <w:r>
-        <w:rPr>
-          <w:rFonts w:eastAsia="맑은 고딕" w:cs="맑은 고딕"/>
-          <w:lang w:eastAsia="ko-KR"/>
-        </w:rPr>
-        <w:t>프롤로그를</w:t>
-      </w:r>
-      <w:r>
-        <w:rPr>
-          <w:rFonts w:eastAsia="맑은 고딕" w:cs="맑은 고딕"/>
-          <w:lang w:eastAsia="ko-KR"/>
-        </w:rPr>
-        <w:t xml:space="preserve"> </w:t>
-      </w:r>
-      <w:r>
-        <w:rPr>
-          <w:rFonts w:eastAsia="맑은 고딕" w:cs="맑은 고딕"/>
-          <w:lang w:eastAsia="ko-KR"/>
-        </w:rPr>
-        <w:t>확인한</w:t>
-      </w:r>
-      <w:r>
-        <w:rPr>
-          <w:rFonts w:eastAsia="맑은 고딕" w:cs="맑은 고딕"/>
-          <w:lang w:eastAsia="ko-KR"/>
-        </w:rPr>
-        <w:t xml:space="preserve"> </w:t>
-      </w:r>
-      <w:r>
-        <w:rPr>
-          <w:rFonts w:eastAsia="맑은 고딕" w:cs="맑은 고딕"/>
-          <w:lang w:eastAsia="ko-KR"/>
-        </w:rPr>
-        <w:t>뒤</w:t>
-      </w:r>
-      <w:r>
-        <w:rPr>
-          <w:rFonts w:eastAsia="맑은 고딕" w:cs="맑은 고딕"/>
-          <w:lang w:eastAsia="ko-KR"/>
-        </w:rPr>
-        <w:t xml:space="preserve"> </w:t>
-      </w:r>
-      <w:r>
-        <w:rPr>
-          <w:rFonts w:eastAsia="맑은 고딕" w:cs="맑은 고딕"/>
-          <w:lang w:eastAsia="ko-KR"/>
-        </w:rPr>
-        <w:t>연구</w:t>
-      </w:r>
-      <w:r>
-        <w:rPr>
-          <w:rFonts w:eastAsia="맑은 고딕" w:cs="맑은 고딕"/>
-          <w:lang w:eastAsia="ko-KR"/>
-        </w:rPr>
-        <w:t xml:space="preserve"> </w:t>
-      </w:r>
-      <w:r>
-        <w:rPr>
-          <w:rFonts w:eastAsia="맑은 고딕" w:cs="맑은 고딕"/>
-          <w:lang w:eastAsia="ko-KR"/>
-        </w:rPr>
-        <w:t>화면에서</w:t>
-      </w:r>
-      <w:r>
-        <w:rPr>
-          <w:rFonts w:eastAsia="맑은 고딕" w:cs="맑은 고딕"/>
-          <w:lang w:eastAsia="ko-KR"/>
-        </w:rPr>
-        <w:t xml:space="preserve"> </w:t>
-      </w:r>
-      <w:r>
-        <w:rPr>
-          <w:rFonts w:eastAsia="맑은 고딕" w:cs="맑은 고딕"/>
-          <w:lang w:eastAsia="ko-KR"/>
-        </w:rPr>
-        <w:t>엔진</w:t>
-      </w:r>
-      <w:r>
-        <w:rPr>
-          <w:rFonts w:eastAsia="맑은 고딕" w:cs="맑은 고딕"/>
-          <w:lang w:eastAsia="ko-KR"/>
-        </w:rPr>
-        <w:t xml:space="preserve"> </w:t>
-      </w:r>
-      <w:r>
-        <w:rPr>
-          <w:rFonts w:eastAsia="맑은 고딕" w:cs="맑은 고딕"/>
-          <w:lang w:eastAsia="ko-KR"/>
-        </w:rPr>
-        <w:t>연구를</w:t>
-      </w:r>
-      <w:r>
-        <w:rPr>
-          <w:rFonts w:eastAsia="맑은 고딕" w:cs="맑은 고딕"/>
-          <w:lang w:eastAsia="ko-KR"/>
-        </w:rPr>
-        <w:t xml:space="preserve"> </w:t>
-      </w:r>
-      <w:r>
-        <w:rPr>
-          <w:rFonts w:eastAsia="맑은 고딕" w:cs="맑은 고딕"/>
-          <w:lang w:eastAsia="ko-KR"/>
-        </w:rPr>
-        <w:t>시작한다</w:t>
-      </w:r>
-      <w:r>
-        <w:rPr>
-          <w:rFonts w:eastAsia="맑은 고딕" w:cs="맑은 고딕"/>
-          <w:lang w:eastAsia="ko-KR"/>
-        </w:rPr>
-        <w:t>.</w:t>
+        <w:t>3. 엔진과 성능 항목을 고르고 연구 미니게임을 진행한다.</w:t>
       </w:r>
     </w:p>
     <w:p>

--- a/output/docx/NAN2026_ARTEMIS2026_게임소개및설명_초안.docx
+++ b/output/docx/NAN2026_ARTEMIS2026_게임소개및설명_초안.docx
@@ -1216,7 +1216,7 @@
           <w:color w:val="234F70"/>
           <w:sz w:val="29"/>
         </w:rPr>
-        <w:t xml:space="preserve">2. </w:t>
+        <w:t>2. 프로젝트 링크</w:t>
       </w:r>
       <w:proofErr w:type="spellStart"/>
       <w:r>
@@ -1225,7 +1225,6 @@
           <w:color w:val="234F70"/>
           <w:sz w:val="29"/>
         </w:rPr>
-        <w:t>플레이</w:t>
       </w:r>
       <w:proofErr w:type="spellEnd"/>
       <w:r>
@@ -1234,7 +1233,6 @@
           <w:color w:val="234F70"/>
           <w:sz w:val="29"/>
         </w:rPr>
-        <w:t xml:space="preserve"> </w:t>
       </w:r>
       <w:proofErr w:type="spellStart"/>
       <w:r>
@@ -1243,7 +1241,6 @@
           <w:color w:val="234F70"/>
           <w:sz w:val="29"/>
         </w:rPr>
-        <w:t>링크</w:t>
       </w:r>
       <w:proofErr w:type="spellEnd"/>
     </w:p>
@@ -1316,115 +1313,6 @@
                 <w:sz w:val="18"/>
               </w:rPr>
               <w:t>링크</w:t>
-            </w:r>
-          </w:p>
-        </w:tc>
-      </w:tr>
-      <w:tr>
-        <w:trPr>
-          <w:cantSplit/>
-        </w:trPr>
-        <w:tc>
-          <w:tcPr>
-            <w:tcW w:w="4819" w:type="dxa"/>
-          </w:tcPr>
-          <w:p>
-            <w:pPr>
-              <w:spacing w:after="0" w:line="268" w:lineRule="exact"/>
-            </w:pPr>
-            <w:r>
-              <w:rPr>
-                <w:rFonts w:eastAsia="맑은 고딕" w:cs="맑은 고딕"/>
-                <w:sz w:val="18"/>
-              </w:rPr>
-              <w:t>바로</w:t>
-            </w:r>
-            <w:r>
-              <w:rPr>
-                <w:rFonts w:eastAsia="맑은 고딕" w:cs="맑은 고딕"/>
-                <w:sz w:val="18"/>
-              </w:rPr>
-              <w:t xml:space="preserve"> </w:t>
-            </w:r>
-            <w:r>
-              <w:rPr>
-                <w:rFonts w:eastAsia="맑은 고딕" w:cs="맑은 고딕"/>
-                <w:sz w:val="18"/>
-              </w:rPr>
-              <w:t>플레이</w:t>
-            </w:r>
-          </w:p>
-        </w:tc>
-        <w:tc>
-          <w:tcPr>
-            <w:tcW w:w="4819" w:type="dxa"/>
-          </w:tcPr>
-          <w:p>
-            <w:pPr>
-              <w:spacing w:after="0" w:line="268" w:lineRule="exact"/>
-            </w:pPr>
-            <w:r>
-              <w:rPr>
-                <w:rFonts w:eastAsia="맑은 고딕" w:cs="맑은 고딕"/>
-                <w:sz w:val="18"/>
-              </w:rPr>
-              <w:t>제출</w:t>
-            </w:r>
-            <w:r>
-              <w:rPr>
-                <w:rFonts w:eastAsia="맑은 고딕" w:cs="맑은 고딕"/>
-                <w:sz w:val="18"/>
-              </w:rPr>
-              <w:t xml:space="preserve"> </w:t>
-            </w:r>
-            <w:r>
-              <w:rPr>
-                <w:rFonts w:eastAsia="맑은 고딕" w:cs="맑은 고딕"/>
-                <w:sz w:val="18"/>
-              </w:rPr>
-              <w:t>전</w:t>
-            </w:r>
-            <w:r>
-              <w:rPr>
-                <w:rFonts w:eastAsia="맑은 고딕" w:cs="맑은 고딕"/>
-                <w:sz w:val="18"/>
-              </w:rPr>
-              <w:t xml:space="preserve"> </w:t>
-            </w:r>
-            <w:r>
-              <w:rPr>
-                <w:rFonts w:eastAsia="맑은 고딕" w:cs="맑은 고딕"/>
-                <w:sz w:val="18"/>
-              </w:rPr>
-              <w:t>빌드</w:t>
-            </w:r>
-            <w:r>
-              <w:rPr>
-                <w:rFonts w:eastAsia="맑은 고딕" w:cs="맑은 고딕"/>
-                <w:sz w:val="18"/>
-              </w:rPr>
-              <w:t xml:space="preserve"> </w:t>
-            </w:r>
-            <w:r>
-              <w:rPr>
-                <w:rFonts w:eastAsia="맑은 고딕" w:cs="맑은 고딕"/>
-                <w:sz w:val="18"/>
-              </w:rPr>
-              <w:t>링크</w:t>
-            </w:r>
-            <w:r>
-              <w:rPr>
-                <w:rFonts w:eastAsia="맑은 고딕" w:cs="맑은 고딕"/>
-                <w:sz w:val="18"/>
-              </w:rPr>
-              <w:t xml:space="preserve"> </w:t>
-            </w:r>
-            <w:r>
-              <w:rPr>
-                <w:rFonts w:eastAsia="맑은 고딕" w:cs="맑은 고딕"/>
-                <w:sz w:val="18"/>
-              </w:rPr>
-              <w:t>입력</w:t>
             </w:r>
           </w:p>
         </w:tc>
@@ -3458,7 +3346,7 @@
           <w:rFonts w:eastAsia="맑은 고딕" w:cs="맑은 고딕"/>
           <w:lang w:eastAsia="ko-KR"/>
         </w:rPr>
-        <w:t>• 실제 비행으로 성공·실패를 판정한다. 현장 사진과 이벤트 효과가 담긴 신문을 확인하고 다음 행동을 선택한다.</w:t>
+        <w:t>• 실제 비행으로 성공·실패를 판정한다. 현장 사진과 이벤트 효과가 담긴 신문 또는 메일 보고서를 확인하고 다음 행동을 선택한다.</w:t>
       </w:r>
     </w:p>
     <w:p>
@@ -3705,7 +3593,7 @@
         <w:br/>
         <w:t>→ 발사·자동 비행 결과 판정</w:t>
         <w:br/>
-        <w:t>→ 현장 사진·이벤트가 실린 신문 확인</w:t>
+        <w:t>→ 현장 사진·이벤트가 실린 결과 보고서 확인</w:t>
         <w:br/>
         <w:t>→ 다음 분기·미션 해금 또는 승리·패배</w:t>
       </w:r>
@@ -4351,7 +4239,7 @@
           <w:rFonts w:eastAsia="맑은 고딕" w:cs="맑은 고딕"/>
           <w:lang w:eastAsia="ko-KR"/>
         </w:rPr>
-        <w:t>발사 결과와 공개 여부에 따라 후원, 실패 분석 등 이벤트가 발생한다. 연구비, 엔진 성능과 다음 행동의 비용·시간에 영향을 주며 신문에서 적용 결과를 확인한다.</w:t>
+        <w:t>발사 결과와 공개 여부에 따라 후원, 실패 분석 등 이벤트가 발생한다. 연구비, 엔진 성능과 다음 행동의 비용·시간에 영향을 주며 신문 또는 메일 보고서에서 적용 결과를 확인한다.</w:t>
       </w:r>
     </w:p>
     <w:p>
